--- a/Documentation_Osocio_Form_Automation_EN_v2.docx
+++ b/Documentation_Osocio_Form_Automation_EN_v2.docx
@@ -6346,6 +6346,15 @@
     </w:p>
     <w:p>
       <w:pPr>
+        <w:pStyle w:val="Listaconvietas"/>
+        <w:spacing w:after="60"/>
+      </w:pPr>
+      <w:r>
+        <w:t>Accepts standalone form URLs and resolves field IDs across form generations. A rule written for firstname, telephone, ci, models or estimated-date-purchase also matches a form that names those fields name, phone, document, model or estimated-day, so the same Peru rule set runs against both the classic forms and the newer gm_frontend/t3 ones. The alias table is utils/field_id_aliases.py, shared with Lead Submission.</w:t>
+      </w:r>
+    </w:p>
+    <w:p>
+      <w:pPr>
         <w:pStyle w:val="Ttulo3"/>
       </w:pPr>
       <w:r>
@@ -8016,15 +8025,7 @@
         <w:spacing w:after="60"/>
       </w:pPr>
       <w:r>
-        <w:t>Processes the selected markets one at a time. Because every market writes into the same workbook, running them in parallel threads would have the last save overwrite the others.</w:t>
-      </w:r>
-    </w:p>
-    <w:p>
-      <w:pPr>
-        <w:pStyle w:val="Ttulo3"/>
-      </w:pPr>
-      <w:r>
-        <w:t>What it does not do</w:t>
+        <w:t>Recognises the GM form iframe by the markers gm_forms, gm_formns, gm_front and gm_admin, matched as substrings, so gm_frontend is covered by the same gm_front marker and every previously supported iframe keeps working. The marker list lives on BaseFormFiller.GM_FORM_URL_MARKERS and is shared with Lead Submission.</w:t>
       </w:r>
     </w:p>
     <w:p>
@@ -8033,7 +8034,15 @@
         <w:spacing w:after="60"/>
       </w:pPr>
       <w:r>
-        <w:t>Does not submit leads. No data reaches the destination database.</w:t>
+        <w:t>Processes the selected markets one at a time. Because every market writes into the same workbook, running them in parallel threads would have the last save overwrite the others.</w:t>
+      </w:r>
+    </w:p>
+    <w:p>
+      <w:pPr>
+        <w:pStyle w:val="Ttulo3"/>
+      </w:pPr>
+      <w:r>
+        <w:t>What it does not do</w:t>
       </w:r>
     </w:p>
     <w:p>
@@ -8042,7 +8051,16 @@
         <w:spacing w:after="60"/>
       </w:pPr>
       <w:r>
-        <w:t>Does not apply to standalone form URLs. This module is built around the landing plus embedded form model; loose URLs belong in Lead Submission.</w:t>
+        <w:t>Does not submit leads. No data reaches the destination database.</w:t>
+      </w:r>
+    </w:p>
+    <w:p>
+      <w:pPr>
+        <w:pStyle w:val="Listaconvietas"/>
+        <w:spacing w:after="60"/>
+      </w:pPr>
+      <w:r>
+        <w:t>Accepts standalone form URLs. A row whose landing column is empty, or whose landing and form columns hold the same URL, is opened directly and no iframe is looked for. This covers the newer .../gm_frontend/chevrolet/t3/&lt;country&gt;/form/&lt;slug&gt; forms, which are a full React page rather than an iframe embedded in a landing.</w:t>
       </w:r>
     </w:p>
     <w:p>
@@ -8120,6 +8138,21 @@
       </w:pPr>
       <w:r>
         <w:t>Validation status. This behaviour was tested end to end with Bolivia only: the BOLIVIA sheet of GM Forms - 2026.xlsx, 8 rows (7 ON, 1 OFF), 7 of 7 passing, with the result columns written into the first columns of that sheet in the generated report and the remaining eight market sheets carried over unchanged. The other markets have not been swept against this build.</w:t>
+      </w:r>
+      <w:r>
+        <w:rPr>
+          <w:rFonts w:ascii="Consolas" w:hAnsi="Consolas"/>
+          <w:sz w:val="19"/>
+        </w:rPr>
+      </w:r>
+      <w:r/>
+    </w:p>
+    <w:p>
+      <w:pPr>
+        <w:spacing w:after="60"/>
+      </w:pPr>
+      <w:r>
+        <w:t>URL formats. The .../gm_frontend/chevrolet/t3/&lt;country&gt;/form/&lt;slug&gt; format was validated as a standalone form: a lead submitted through .../t3/peru/form/autofondo (1 of 1 OK, all fields resolved through the ID aliases), the same URL swept by Massive Form Review both as secure-only and as the same URL in both columns (2 of 2 passing), and the Peru field-validation rule set driven against it. The landing-plus-embedded-iframe variant of this format could not be verified live, as no landing currently embeds a form with that URL; it is covered by the same gm_front substring marker as the existing iframes, which is unit-tested, but it has not been exercised against a real page.</w:t>
       </w:r>
       <w:r>
         <w:rPr>

--- a/Documentation_Osocio_Form_Automation_EN_v2.docx
+++ b/Documentation_Osocio_Form_Automation_EN_v2.docx
@@ -16201,27 +16201,7 @@
         <w:spacing w:after="60"/>
       </w:pPr>
       <w:r>
-        <w:t xml:space="preserve">The portable build ships the LambdaTest runner packages as readable </w:t>
-      </w:r>
-      <w:r>
-        <w:rPr>
-          <w:rFonts w:ascii="Consolas" w:hAnsi="Consolas"/>
-          <w:sz w:val="19"/>
-        </w:rPr>
-        <w:t>.py</w:t>
-      </w:r>
-      <w:r>
-        <w:t xml:space="preserve"> files inside </w:t>
-      </w:r>
-      <w:r>
-        <w:rPr>
-          <w:rFonts w:ascii="Consolas" w:hAnsi="Consolas"/>
-          <w:sz w:val="19"/>
-        </w:rPr>
-        <w:t>_internal/</w:t>
-      </w:r>
-      <w:r>
-        <w:t>. Distribution should remain internal.</w:t>
+        <w:t>The portable build ships the LambdaTest runner packages as readable .py files bundled inside the executable. Distribution should remain internal.</w:t>
       </w:r>
     </w:p>
     <w:p>
@@ -17275,7 +17255,7 @@
         <w:pStyle w:val="Ttulo2"/>
       </w:pPr>
       <w:r>
-        <w:t>16.5 Build and start-up performance</w:t>
+        <w:t>16.5 Build and packaging</w:t>
       </w:r>
     </w:p>
     <w:p>
@@ -17283,20 +17263,7 @@
         <w:rPr>
           <w:b/>
         </w:rPr>
-        <w:t>What changed.</w:t>
-      </w:r>
-      <w:r>
-        <w:t xml:space="preserve"> PyInstaller packaging moved from one-file to one-directory mode, and </w:t>
-      </w:r>
-      <w:r>
-        <w:rPr>
-          <w:rFonts w:ascii="Consolas" w:hAnsi="Consolas"/>
-          <w:sz w:val="19"/>
-        </w:rPr>
-        <w:t>build.bat</w:t>
-      </w:r>
-      <w:r>
-        <w:t xml:space="preserve"> was adapted to copy the resulting folder rather than a single executable.</w:t>
+        <w:t>What changed. PyInstaller packaging went to one-directory mode in July 2026 and back to one-file in August 2026. The current build produces a single OsocioFormAutomation.exe with everything compressed inside it, and build.bat zips the assembled portable folder, so the whole distribution is one compressed artefact.</w:t>
       </w:r>
     </w:p>
     <w:p>
@@ -17304,50 +17271,7 @@
         <w:rPr>
           <w:b/>
         </w:rPr>
-        <w:t>Why.</w:t>
-      </w:r>
-      <w:r>
-        <w:t xml:space="preserve"> In one-file mode the bootloader extracts the entire bundle to </w:t>
-      </w:r>
-      <w:r>
-        <w:rPr>
-          <w:rFonts w:ascii="Consolas" w:hAnsi="Consolas"/>
-          <w:sz w:val="19"/>
-        </w:rPr>
-        <w:t>%TEMP%</w:t>
-      </w:r>
-      <w:r>
-        <w:t xml:space="preserve"> on every launch and deletes it on exit, which made the application slow to open. In one-directory mode the measured time from launch to a visible window is between 0.8 and 2.9 seconds. Nothing was lost: the portable distribution was always a folder, with </w:t>
-      </w:r>
-      <w:r>
-        <w:rPr>
-          <w:rFonts w:ascii="Consolas" w:hAnsi="Consolas"/>
-          <w:sz w:val="19"/>
-        </w:rPr>
-        <w:t>data/</w:t>
-      </w:r>
-      <w:r>
-        <w:t xml:space="preserve">, </w:t>
-      </w:r>
-      <w:r>
-        <w:rPr>
-          <w:rFonts w:ascii="Consolas" w:hAnsi="Consolas"/>
-          <w:sz w:val="19"/>
-        </w:rPr>
-        <w:t>json/</w:t>
-      </w:r>
-      <w:r>
-        <w:t xml:space="preserve"> and </w:t>
-      </w:r>
-      <w:r>
-        <w:rPr>
-          <w:rFonts w:ascii="Consolas" w:hAnsi="Consolas"/>
-          <w:sz w:val="19"/>
-        </w:rPr>
-        <w:t>drivers/</w:t>
-      </w:r>
-      <w:r>
-        <w:t xml:space="preserve"> beside the executable, so the single-file property was never being used.</w:t>
+        <w:t>Why it went back. One-directory mode left an _internal/ folder of loose libraries beside the executable, which is confusing to hand over and easy to break by copying only the .exe. One-file trades that for start-up time: the bootloader extracts the bundle to %TEMP% on every launch, so the application takes a few seconds longer to open than the 0.8 to 2.9 seconds measured in one-directory mode. That trade was accepted deliberately in favour of shipping a single file.</w:t>
       </w:r>
     </w:p>
     <w:p>
@@ -17355,30 +17279,7 @@
         <w:rPr>
           <w:b/>
         </w:rPr>
-        <w:t>Consequence for distribution.</w:t>
-      </w:r>
-      <w:r>
-        <w:t xml:space="preserve"> The executable and the </w:t>
-      </w:r>
-      <w:r>
-        <w:rPr>
-          <w:rFonts w:ascii="Consolas" w:hAnsi="Consolas"/>
-          <w:sz w:val="19"/>
-        </w:rPr>
-        <w:t>_internal/</w:t>
-      </w:r>
-      <w:r>
-        <w:t xml:space="preserve"> folder must travel together. Copying the </w:t>
-      </w:r>
-      <w:r>
-        <w:rPr>
-          <w:rFonts w:ascii="Consolas" w:hAnsi="Consolas"/>
-          <w:sz w:val="19"/>
-        </w:rPr>
-        <w:t>.exe</w:t>
-      </w:r>
-      <w:r>
-        <w:t xml:space="preserve"> alone will not work.</w:t>
+        <w:t>Consequence for distribution. The .exe is self-contained, but it still expects data/, json/, drivers/ and the output folders beside it, so what is handed over is the portable folder (or its ZIP), not the .exe on its own.</w:t>
       </w:r>
     </w:p>
     <w:p>
@@ -19596,7 +19497,7 @@
         <w:spacing w:after="60"/>
       </w:pPr>
       <w:r>
-        <w:t>Packaging: PyInstaller in one-directory mode.</w:t>
+        <w:t>Packaging: PyInstaller in one-file mode, portable folder plus ZIP.</w:t>
       </w:r>
     </w:p>
     <w:p>
@@ -19698,76 +19599,28 @@
           <w:sz w:val="18"/>
         </w:rPr>
         <w:t>.\build.bat</w:t>
-      </w:r>
-      <w:r>
-        <w:rPr>
-          <w:rFonts w:ascii="Consolas" w:hAnsi="Consolas"/>
-          <w:sz w:val="18"/>
-        </w:rPr>
         <w:br/>
-      </w:r>
-      <w:r>
-        <w:rPr>
-          <w:rFonts w:ascii="Consolas" w:hAnsi="Consolas"/>
-          <w:sz w:val="18"/>
-        </w:rPr>
+        <w:t/>
         <w:br/>
         <w:t># Recreates venv from scratch, installs requirements, runs PyInstaller</w:t>
-      </w:r>
-      <w:r>
-        <w:rPr>
-          <w:rFonts w:ascii="Consolas" w:hAnsi="Consolas"/>
-          <w:sz w:val="18"/>
-        </w:rPr>
         <w:br/>
         <w:t># with FormAutomation.spec, and assembles:</w:t>
-      </w:r>
-      <w:r>
-        <w:rPr>
-          <w:rFonts w:ascii="Consolas" w:hAnsi="Consolas"/>
-          <w:sz w:val="18"/>
-        </w:rPr>
         <w:br/>
         <w:t>#   dist/OsocioFormAutomation_portable/</w:t>
-      </w:r>
-      <w:r>
-        <w:rPr>
-          <w:rFonts w:ascii="Consolas" w:hAnsi="Consolas"/>
-          <w:sz w:val="18"/>
-        </w:rPr>
         <w:br/>
-        <w:t>#     OsocioFormAutomation.exe   (launcher, ~14 MB)</w:t>
-      </w:r>
-      <w:r>
-        <w:rPr>
-          <w:rFonts w:ascii="Consolas" w:hAnsi="Consolas"/>
-          <w:sz w:val="18"/>
-        </w:rPr>
+        <w:t>#     OsocioFormAutomation.exe   (self-contained, everything bundled inside)</w:t>
         <w:br/>
-        <w:t>#     _internal/                 (libraries — must travel with the .exe)</w:t>
-      </w:r>
-      <w:r>
-        <w:rPr>
-          <w:rFonts w:ascii="Consolas" w:hAnsi="Consolas"/>
-          <w:sz w:val="18"/>
-        </w:rPr>
+        <w:t>#     data/                      (only Field_Validation_URLs.xlsx)</w:t>
         <w:br/>
-      </w:r>
-      <w:r>
-        <w:rPr>
-          <w:rFonts w:ascii="Consolas" w:hAnsi="Consolas"/>
-          <w:sz w:val="18"/>
-        </w:rPr>
-        <w:lastRenderedPageBreak/>
-        <w:t>#     data/  json/  drivers/  resultados/  temporales/</w:t>
-      </w:r>
-      <w:r>
-        <w:rPr>
-          <w:rFonts w:ascii="Consolas" w:hAnsi="Consolas"/>
-          <w:sz w:val="18"/>
-        </w:rPr>
+        <w:t>#     drivers/                   (chromedriver, geckodriver, msedgedriver)</w:t>
         <w:br/>
-        <w:t>#     Abrir_Osocio_Form_Automation.bat</w:t>
+        <w:t>#     json/                      (rules and mappings, no local state)</w:t>
+        <w:br/>
+        <w:t>#     resultados/ temporales/ Dealerscheck_resultados/</w:t>
+        <w:br/>
+        <w:t>#     resultados_lambdatestmac/ resultados_lambdatest_android/  (all empty)</w:t>
+        <w:br/>
+        <w:t>#   dist/OsocioFormAutomation_portable.zip</w:t>
       </w:r>
     </w:p>
     <w:p>
@@ -19776,20 +19629,7 @@
           <w:rFonts w:ascii="Consolas" w:hAnsi="Consolas"/>
           <w:sz w:val="19"/>
         </w:rPr>
-        <w:t>build.bat</w:t>
-      </w:r>
-      <w:r>
-        <w:t xml:space="preserve"> deletes the existing virtual environment before rebuilding, and copies </w:t>
-      </w:r>
-      <w:r>
-        <w:rPr>
-          <w:rFonts w:ascii="Consolas" w:hAnsi="Consolas"/>
-          <w:sz w:val="19"/>
-        </w:rPr>
-        <w:t>resultados/</w:t>
-      </w:r>
-      <w:r>
-        <w:t xml:space="preserve"> into the portable folder. Clearing old run output before building keeps the distribution small.</w:t>
+        <w:t>build.bat deletes the existing virtual environment before rebuilding. The portable is assembled clean: the output folders are created empty rather than copied, so no results, screenshots or massive-review reports from the build machine travel with it. No data spreadsheet is shipped either - lead spreadsheets are generated from the application itself, the Massive Form Review matrix is chosen by the operator, and dealer listings are real client data; the only exception is data/Field_Validation_URLs.xlsx, which the Field Validation tab expects to find there. The browser drivers do ship, since the portable pins them. json/ excludes the scheduler state files (programacion_test/leads/masivo.json, scheduler_triggered.json), dealer_comparator_settings.json and config_global.json, which holds the operator email and the LambdaTest access key in clear text.</w:t>
       </w:r>
     </w:p>
     <w:p>

--- a/Documentation_Osocio_Form_Automation_EN_v2.docx
+++ b/Documentation_Osocio_Form_Automation_EN_v2.docx
@@ -107,7 +107,6 @@
             <w:pPr>
               <w:spacing w:after="40"/>
             </w:pPr>
-            <w:r/>
             <w:r>
               <w:rPr>
                 <w:sz w:val="20"/>
@@ -124,7 +123,6 @@
             <w:pPr>
               <w:spacing w:after="40"/>
             </w:pPr>
-            <w:r/>
             <w:r>
               <w:rPr>
                 <w:b/>
@@ -2601,12 +2599,53 @@
       <w:r>
         <w:t xml:space="preserve"> or </w:t>
       </w:r>
+      <w:proofErr w:type="spellStart"/>
       <w:r>
         <w:rPr>
           <w:rFonts w:ascii="Consolas" w:hAnsi="Consolas"/>
           <w:sz w:val="19"/>
         </w:rPr>
         <w:t>gm_admin</w:t>
+      </w:r>
+      <w:proofErr w:type="spellEnd"/>
+      <w:r>
+        <w:rPr>
+          <w:rFonts w:ascii="Consolas" w:hAnsi="Consolas"/>
+          <w:sz w:val="19"/>
+        </w:rPr>
+        <w:t xml:space="preserve">, </w:t>
+      </w:r>
+      <w:proofErr w:type="spellStart"/>
+      <w:r>
+        <w:rPr>
+          <w:rFonts w:ascii="Consolas" w:hAnsi="Consolas"/>
+          <w:sz w:val="19"/>
+        </w:rPr>
+        <w:t>gm_frontend</w:t>
+      </w:r>
+      <w:proofErr w:type="spellEnd"/>
+      <w:r>
+        <w:rPr>
+          <w:rFonts w:ascii="Consolas" w:hAnsi="Consolas"/>
+          <w:sz w:val="19"/>
+        </w:rPr>
+        <w:t>/</w:t>
+      </w:r>
+      <w:proofErr w:type="spellStart"/>
+      <w:r>
+        <w:rPr>
+          <w:rFonts w:ascii="Consolas" w:hAnsi="Consolas"/>
+          <w:sz w:val="19"/>
+        </w:rPr>
+        <w:t>chevrolet</w:t>
+      </w:r>
+      <w:proofErr w:type="spellEnd"/>
+      <w:r>
+        <w:rPr>
+          <w:rFonts w:ascii="Consolas" w:hAnsi="Consolas"/>
+          <w:sz w:val="19"/>
+        </w:rPr>
+        <w:t>/t3</w:t>
       </w:r>
       <w:r>
         <w:t xml:space="preserve"> are always preferred over any other visible iframe, so landings carrying several iframes do not resolve to the wrong one.</w:t>
@@ -3832,6 +3871,7 @@
       <w:r>
         <w:t xml:space="preserve"> / </w:t>
       </w:r>
+      <w:proofErr w:type="spellStart"/>
       <w:r>
         <w:rPr>
           <w:rFonts w:ascii="Consolas" w:hAnsi="Consolas"/>
@@ -3839,9 +3879,11 @@
         </w:rPr>
         <w:t>gm_front</w:t>
       </w:r>
+      <w:proofErr w:type="spellEnd"/>
       <w:r>
         <w:t xml:space="preserve"> / </w:t>
       </w:r>
+      <w:proofErr w:type="spellStart"/>
       <w:r>
         <w:rPr>
           <w:rFonts w:ascii="Consolas" w:hAnsi="Consolas"/>
@@ -3849,8 +3891,56 @@
         </w:rPr>
         <w:t>gm_admin</w:t>
       </w:r>
-      <w:r>
-        <w:t xml:space="preserve"> iframe on a landing page) and standalone forms reached directly by their own URL.</w:t>
+      <w:proofErr w:type="spellEnd"/>
+      <w:r>
+        <w:rPr>
+          <w:rFonts w:ascii="Consolas" w:hAnsi="Consolas"/>
+          <w:sz w:val="19"/>
+        </w:rPr>
+        <w:t xml:space="preserve">, </w:t>
+      </w:r>
+      <w:proofErr w:type="spellStart"/>
+      <w:r>
+        <w:rPr>
+          <w:rFonts w:ascii="Consolas" w:hAnsi="Consolas"/>
+          <w:sz w:val="19"/>
+        </w:rPr>
+        <w:t>gm_frontend</w:t>
+      </w:r>
+      <w:proofErr w:type="spellEnd"/>
+      <w:r>
+        <w:rPr>
+          <w:rFonts w:ascii="Consolas" w:hAnsi="Consolas"/>
+          <w:sz w:val="19"/>
+        </w:rPr>
+        <w:t>/</w:t>
+      </w:r>
+      <w:proofErr w:type="spellStart"/>
+      <w:r>
+        <w:rPr>
+          <w:rFonts w:ascii="Consolas" w:hAnsi="Consolas"/>
+          <w:sz w:val="19"/>
+        </w:rPr>
+        <w:t>chevrolet</w:t>
+      </w:r>
+      <w:proofErr w:type="spellEnd"/>
+      <w:r>
+        <w:rPr>
+          <w:rFonts w:ascii="Consolas" w:hAnsi="Consolas"/>
+          <w:sz w:val="19"/>
+        </w:rPr>
+        <w:t>/t3</w:t>
+      </w:r>
+      <w:r>
+        <w:t xml:space="preserve"> </w:t>
+      </w:r>
+      <w:proofErr w:type="spellStart"/>
+      <w:r>
+        <w:t>iframe</w:t>
+      </w:r>
+      <w:proofErr w:type="spellEnd"/>
+      <w:r>
+        <w:t xml:space="preserve"> on a landing page) and standalone forms reached directly by their own URL.</w:t>
       </w:r>
     </w:p>
     <w:p>
@@ -4962,17 +5052,16 @@
         <w:pStyle w:val="Listaconvietas"/>
         <w:spacing w:after="60"/>
       </w:pPr>
-      <w:r>
-        <w:t>Generates names, surnames, identity documents, phone numbers and email addresses following per-country rules. The email encodes country and device, which makes any lead traceable back to the run that produced it.</w:t>
-      </w:r>
-    </w:p>
-    <w:p>
-      <w:pPr>
-        <w:pStyle w:val="Listaconvietas"/>
-        <w:spacing w:after="60"/>
-      </w:pPr>
-      <w:r>
-        <w:t>For Peru, draws the document type at random and generates a number that satisfies that type's rules.</w:t>
+      <w:proofErr w:type="gramStart"/>
+      <w:r>
+        <w:t>Generates</w:t>
+      </w:r>
+      <w:proofErr w:type="gramEnd"/>
+      <w:r>
+        <w:t xml:space="preserve"> names, surnames, identity documents, phone numbers and email addresses following per-country rules.</w:t>
+      </w:r>
+      <w:r>
+        <w:t xml:space="preserve"> The email encodes country and device, which makes any lead traceable back to the run that produced it.</w:t>
       </w:r>
     </w:p>
     <w:p>
@@ -5468,14 +5557,7 @@
               <w:rPr>
                 <w:sz w:val="18"/>
               </w:rPr>
-              <w:t xml:space="preserve">Peru's document type and number are coupled and were verified against the live form's rules. Other markets use generic length rules and have not been audited to the same </w:t>
-            </w:r>
-            <w:r>
-              <w:rPr>
-                <w:sz w:val="18"/>
-              </w:rPr>
-              <w:lastRenderedPageBreak/>
-              <w:t>depth.</w:t>
+              <w:t>Peru's document type and number are coupled and were verified against the live form's rules. Other markets use generic length rules and have not been audited to the same depth.</w:t>
             </w:r>
           </w:p>
         </w:tc>
@@ -5621,7 +5703,6 @@
         </w:rPr>
         <w:t>Purpose. Run the Lead Submission flow, or the Massive Form Review sweep, automatically on a weekly calendar without an operator present. The tab is named Testeo Programado and is split into two sub-tabs — Envío de Leads Normales and Revisión Masiva de Inserción (Smoke Test) — each of which keeps its own markets, browsers, execution mode and weekly calendar.</w:t>
       </w:r>
-      <w:r/>
     </w:p>
     <w:p>
       <w:pPr>
@@ -5658,13 +5739,6 @@
       <w:r>
         <w:t>Both sub-tabs share the same configuration card: markets to run, browsers, sequential or parallel execution, and the Configurar Días y Horarios button. A summary strip under the card restates the resulting configuration and names anything still missing before the schedule can be armed.</w:t>
       </w:r>
-      <w:r>
-        <w:rPr>
-          <w:rFonts w:ascii="Consolas" w:hAnsi="Consolas"/>
-          <w:sz w:val="19"/>
-        </w:rPr>
-      </w:r>
-      <w:r/>
     </w:p>
     <w:p>
       <w:pPr>
@@ -5822,6 +5896,7 @@
         <w:pStyle w:val="Ttulo3"/>
       </w:pPr>
       <w:r>
+        <w:lastRenderedPageBreak/>
         <w:t>Dependencies</w:t>
       </w:r>
     </w:p>
@@ -6111,14 +6186,7 @@
               <w:rPr>
                 <w:sz w:val="18"/>
               </w:rPr>
-              <w:t xml:space="preserve">Medium. Duplicate leads and false </w:t>
-            </w:r>
-            <w:r>
-              <w:rPr>
-                <w:sz w:val="18"/>
-              </w:rPr>
-              <w:lastRenderedPageBreak/>
-              <w:t>rejections</w:t>
+              <w:t>Medium. Duplicate leads and false rejections</w:t>
             </w:r>
           </w:p>
         </w:tc>
@@ -6134,7 +6202,6 @@
               <w:rPr>
                 <w:sz w:val="18"/>
               </w:rPr>
-              <w:lastRenderedPageBreak/>
               <w:t>Not currently mitigated. Regenerating data before a scheduled campaign is a manual step.</w:t>
             </w:r>
           </w:p>
@@ -6350,7 +6417,11 @@
         <w:spacing w:after="60"/>
       </w:pPr>
       <w:r>
-        <w:t>Accepts standalone form URLs and resolves field IDs across form generations. A rule written for firstname, telephone, ci, models or estimated-date-purchase also matches a form that names those fields name, phone, document, model or estimated-day, so the same Peru rule set runs against both the classic forms and the newer gm_frontend/t3 ones. The alias table is utils/field_id_aliases.py, shared with Lead Submission.</w:t>
+        <w:t xml:space="preserve">Accepts standalone form URLs and resolves field IDs across form generations. A rule written for firstname, telephone, ci, models or estimated-date-purchase also matches a form that names those fields name, phone, document, model or estimated-day, so the same Peru rule set runs against both the classic forms </w:t>
+      </w:r>
+      <w:r>
+        <w:lastRenderedPageBreak/>
+        <w:t>and the newer gm_frontend/t3 ones. The alias table is utils/field_id_aliases.py, shared with Lead Submission.</w:t>
       </w:r>
     </w:p>
     <w:p>
@@ -6920,6 +6991,7 @@
         <w:rPr>
           <w:b/>
         </w:rPr>
+        <w:lastRenderedPageBreak/>
         <w:t>Result states.</w:t>
       </w:r>
       <w:r>
@@ -7315,7 +7387,6 @@
         <w:rPr>
           <w:b/>
         </w:rPr>
-        <w:lastRenderedPageBreak/>
         <w:t>Why the comparison is hierarchical.</w:t>
       </w:r>
       <w:r>
@@ -7635,6 +7706,7 @@
         <w:pStyle w:val="Ttulo3"/>
       </w:pPr>
       <w:r>
+        <w:lastRenderedPageBreak/>
         <w:t>Risks</w:t>
       </w:r>
     </w:p>
@@ -7916,7 +7988,6 @@
         <w:spacing w:after="60"/>
       </w:pPr>
       <w:r>
-        <w:lastRenderedPageBreak/>
         <w:t>Probes the HTTP status of both the landing and the secure form URL, reporting redirects distinctly from errors.</w:t>
       </w:r>
     </w:p>
@@ -8025,7 +8096,11 @@
         <w:spacing w:after="60"/>
       </w:pPr>
       <w:r>
-        <w:t>Recognises the GM form iframe by the markers gm_forms, gm_formns, gm_front and gm_admin, matched as substrings, so gm_frontend is covered by the same gm_front marker and every previously supported iframe keeps working. The marker list lives on BaseFormFiller.GM_FORM_URL_MARKERS and is shared with Lead Submission.</w:t>
+        <w:t xml:space="preserve">Recognises the GM form iframe by the markers gm_forms, gm_formns, gm_front and gm_admin, matched as substrings, so gm_frontend is covered by the same gm_front marker and every previously supported </w:t>
+      </w:r>
+      <w:r>
+        <w:lastRenderedPageBreak/>
+        <w:t>iframe keeps working. The marker list lives on BaseFormFiller.GM_FORM_URL_MARKERS and is shared with Lead Submission.</w:t>
       </w:r>
     </w:p>
     <w:p>
@@ -8124,13 +8199,6 @@
       <w:r>
         <w:t>Run. The report is written to resultados/resultado_urlsinsertas/Resultados_Revision_Masiva_*.xlsx, alongside the screenshots. The master spreadsheet is left as it was.</w:t>
       </w:r>
-      <w:r>
-        <w:rPr>
-          <w:rFonts w:ascii="Consolas" w:hAnsi="Consolas"/>
-          <w:sz w:val="19"/>
-        </w:rPr>
-      </w:r>
-      <w:r/>
     </w:p>
     <w:p>
       <w:pPr>
@@ -8139,13 +8207,6 @@
       <w:r>
         <w:t>Validation status. This behaviour was tested end to end with Bolivia only: the BOLIVIA sheet of GM Forms - 2026.xlsx, 8 rows (7 ON, 1 OFF), 7 of 7 passing, with the result columns written into the first columns of that sheet in the generated report and the remaining eight market sheets carried over unchanged. The other markets have not been swept against this build.</w:t>
       </w:r>
-      <w:r>
-        <w:rPr>
-          <w:rFonts w:ascii="Consolas" w:hAnsi="Consolas"/>
-          <w:sz w:val="19"/>
-        </w:rPr>
-      </w:r>
-      <w:r/>
     </w:p>
     <w:p>
       <w:pPr>
@@ -8154,13 +8215,6 @@
       <w:r>
         <w:t>URL formats. The .../gm_frontend/chevrolet/t3/&lt;country&gt;/form/&lt;slug&gt; format was validated as a standalone form: a lead submitted through .../t3/peru/form/autofondo (1 of 1 OK, all fields resolved through the ID aliases), the same URL swept by Massive Form Review both as secure-only and as the same URL in both columns (2 of 2 passing), and the Peru field-validation rule set driven against it. The landing-plus-embedded-iframe variant of this format could not be verified live, as no landing currently embeds a form with that URL; it is covered by the same gm_front substring marker as the existing iframes, which is unit-tested, but it has not been exercised against a real page.</w:t>
       </w:r>
-      <w:r>
-        <w:rPr>
-          <w:rFonts w:ascii="Consolas" w:hAnsi="Consolas"/>
-          <w:sz w:val="19"/>
-        </w:rPr>
-      </w:r>
-      <w:r/>
     </w:p>
     <w:p>
       <w:pPr>
@@ -8377,6 +8431,7 @@
         <w:pStyle w:val="Ttulo3"/>
       </w:pPr>
       <w:r>
+        <w:lastRenderedPageBreak/>
         <w:t>Risks</w:t>
       </w:r>
     </w:p>
@@ -8600,14 +8655,7 @@
               <w:rPr>
                 <w:sz w:val="18"/>
               </w:rPr>
-              <w:t xml:space="preserve">A single probe per URL with an eight-second timeout and no retry. A 502 from a momentarily loaded server is reported as </w:t>
-            </w:r>
-            <w:r>
-              <w:rPr>
-                <w:sz w:val="18"/>
-              </w:rPr>
-              <w:lastRenderedPageBreak/>
-              <w:t>a failure.</w:t>
+              <w:t>A single probe per URL with an eight-second timeout and no retry. A 502 from a momentarily loaded server is reported as a failure.</w:t>
             </w:r>
           </w:p>
         </w:tc>
@@ -8944,6 +8992,7 @@
               <w:rPr>
                 <w:sz w:val="18"/>
               </w:rPr>
+              <w:lastRenderedPageBreak/>
               <w:t>truststore</w:t>
             </w:r>
           </w:p>
@@ -9182,14 +9231,7 @@
               <w:rPr>
                 <w:sz w:val="18"/>
               </w:rPr>
-              <w:t xml:space="preserve">The link is written to the results spreadsheet and printed to the log. Anyone receiving the spreadsheet can open the </w:t>
-            </w:r>
-            <w:r>
-              <w:rPr>
-                <w:sz w:val="18"/>
-              </w:rPr>
-              <w:lastRenderedPageBreak/>
-              <w:t>recorded session. Not currently mitigated.</w:t>
+              <w:t>The link is written to the results spreadsheet and printed to the log. Anyone receiving the spreadsheet can open the recorded session. Not currently mitigated.</w:t>
             </w:r>
           </w:p>
         </w:tc>
@@ -9210,7 +9252,6 @@
               <w:rPr>
                 <w:sz w:val="18"/>
               </w:rPr>
-              <w:lastRenderedPageBreak/>
               <w:t>Remote engine drifting from the local engine</w:t>
             </w:r>
           </w:p>
@@ -9600,6 +9641,7 @@
         <w:pStyle w:val="Ttulo3"/>
       </w:pPr>
       <w:r>
+        <w:lastRenderedPageBreak/>
         <w:t>Risks</w:t>
       </w:r>
     </w:p>
@@ -9804,7 +9846,6 @@
         <w:pStyle w:val="Ttulo3"/>
       </w:pPr>
       <w:r>
-        <w:lastRenderedPageBreak/>
         <w:t>What it does</w:t>
       </w:r>
     </w:p>
@@ -10350,6 +10391,7 @@
         <w:pStyle w:val="Ttulo2"/>
       </w:pPr>
       <w:r>
+        <w:lastRenderedPageBreak/>
         <w:t>7.10 Email Reporting</w:t>
       </w:r>
     </w:p>
@@ -10428,10 +10470,45 @@
     </w:p>
     <w:p>
       <w:pPr>
+        <w:pStyle w:val="Listaconvietas"/>
+        <w:spacing w:after="60"/>
+      </w:pPr>
+      <w:r>
+        <w:t>Every report carries an explicit verdict. The subject is prefixed [PASS] or [FAILED] and the body opens with RESULTADO GLOBAL, so a run can be triaged from the inbox list without opening the message. This applies to Lead Submission, the consolidated multi-market report, Massive Form Review and Field Validation.</w:t>
+      </w:r>
+    </w:p>
+    <w:p>
+      <w:pPr>
+        <w:pStyle w:val="Listaconvietas"/>
+        <w:spacing w:after="60"/>
+      </w:pPr>
+      <w:r>
+        <w:t>The per-URL table shows one row per form with a PASS/FAIL status column, the landing URL and the form URL. Rows that came from a standalone form URL (no landing) say "(form suelto)" rather than leaving an unexplained dash, so an empty cell is never ambiguous.</w:t>
+      </w:r>
+    </w:p>
+    <w:p>
+      <w:pPr>
+        <w:pStyle w:val="Listaconvietas"/>
+        <w:spacing w:after="60"/>
+      </w:pPr>
+      <w:r>
+        <w:t>Every failing row is followed by the reason, assembled from what the results spreadsheet already recorded: the Motivo column, the Resultado text, and the HTTP status of the landing or form URL when either is not 200. Massive Form Review lists every column that failed rather than only the first one.</w:t>
+      </w:r>
+    </w:p>
+    <w:p>
+      <w:pPr>
+        <w:pStyle w:val="Listaconvietas"/>
+        <w:spacing w:after="60"/>
+      </w:pPr>
+      <w:r>
+        <w:t>Column lookup in the results spreadsheet is by name with an explicit preference order, never by position. This was a real defect: once the results spreadsheet started being reordered with the result columns first, "Form URL esperada" began appearing before "Formulario" in the document, and a first-match lookup picked the empty one, so the URL FORM column of every email rendered as a dash.</w:t>
+      </w:r>
+    </w:p>
+    <w:p>
+      <w:pPr>
         <w:pStyle w:val="Ttulo3"/>
       </w:pPr>
       <w:r>
-        <w:lastRenderedPageBreak/>
         <w:t>What it does not do</w:t>
       </w:r>
     </w:p>
@@ -10690,6 +10767,7 @@
         <w:pStyle w:val="Ttulo3"/>
       </w:pPr>
       <w:r>
+        <w:lastRenderedPageBreak/>
         <w:t>Risks</w:t>
       </w:r>
     </w:p>
@@ -10998,6 +11076,15 @@
         <w:spacing w:after="60"/>
       </w:pPr>
       <w:r>
+        <w:t>A closing verdict banner: RESULTADO GLOBAL PASS or FAIL, with the count of failing forms. Each market line also states PASS or FAIL explicitly instead of a tick that appeared even when the market had failures, and failing forms are listed with their row number, short reason and URL, so they can be located without opening the spreadsheet.</w:t>
+      </w:r>
+    </w:p>
+    <w:p>
+      <w:pPr>
+        <w:pStyle w:val="Listaconvietas"/>
+        <w:spacing w:after="60"/>
+      </w:pPr>
+      <w:r>
         <w:t>One progress bar per market and device combination, each advancing independently. While running, the bar is amber and shows leads completed; on finishing it turns green and shows the outcome as successes and errors.</w:t>
       </w:r>
     </w:p>
@@ -11405,6 +11492,7 @@
               <w:rPr>
                 <w:sz w:val="18"/>
               </w:rPr>
+              <w:lastRenderedPageBreak/>
               <w:t>Dealer Comparator</w:t>
             </w:r>
           </w:p>
@@ -11458,14 +11546,7 @@
               <w:rPr>
                 <w:sz w:val="18"/>
               </w:rPr>
-              <w:t xml:space="preserve">Massive Form </w:t>
-            </w:r>
-            <w:r>
-              <w:rPr>
-                <w:sz w:val="18"/>
-              </w:rPr>
-              <w:lastRenderedPageBreak/>
-              <w:t>Review</w:t>
+              <w:t>Massive Form Review</w:t>
             </w:r>
           </w:p>
         </w:tc>
@@ -11482,7 +11563,6 @@
                 <w:rFonts w:ascii="Consolas" w:hAnsi="Consolas"/>
                 <w:sz w:val="18"/>
               </w:rPr>
-              <w:lastRenderedPageBreak/>
               <w:t>data/GM Forms - &lt;year&gt;.xlsx</w:t>
             </w:r>
             <w:r>
@@ -12680,16 +12760,15 @@
         <w:pStyle w:val="Ttulo2"/>
       </w:pPr>
       <w:r>
+        <w:lastRenderedPageBreak/>
         <w:t>9.1 Peru document rules</w:t>
       </w:r>
       <w:r>
         <w:t xml:space="preserve"> </w:t>
       </w:r>
-      <w:proofErr w:type="spellStart"/>
-      <w:r>
-        <w:t>eg</w:t>
-      </w:r>
-      <w:proofErr w:type="spellEnd"/>
+      <w:r>
+        <w:t>example:</w:t>
+      </w:r>
     </w:p>
     <w:p>
       <w:r>
@@ -12804,7 +12883,6 @@
               <w:rPr>
                 <w:sz w:val="18"/>
               </w:rPr>
-              <w:lastRenderedPageBreak/>
               <w:t>DNI</w:t>
             </w:r>
           </w:p>
@@ -13296,6 +13374,7 @@
         <w:spacing w:after="60"/>
       </w:pPr>
       <w:r>
+        <w:lastRenderedPageBreak/>
         <w:t>Semantic detection of layout changes beyond unmapped selects and inputs.</w:t>
       </w:r>
     </w:p>
@@ -13340,7 +13419,6 @@
         <w:pStyle w:val="Ttulo1"/>
       </w:pPr>
       <w:r>
-        <w:lastRenderedPageBreak/>
         <w:t>12. Assumptions and Dependencies</w:t>
       </w:r>
     </w:p>
@@ -14377,6 +14455,7 @@
     </w:p>
     <w:p>
       <w:r>
+        <w:lastRenderedPageBreak/>
         <w:br w:type="page"/>
       </w:r>
     </w:p>
@@ -17523,7 +17602,14 @@
               <w:rPr>
                 <w:sz w:val="18"/>
               </w:rPr>
-              <w:t>Documentation corrected regarding credential storage</w:t>
+              <w:t xml:space="preserve">Documentation corrected regarding credential </w:t>
+            </w:r>
+            <w:r>
+              <w:rPr>
+                <w:sz w:val="18"/>
+              </w:rPr>
+              <w:lastRenderedPageBreak/>
+              <w:t>storage</w:t>
             </w:r>
           </w:p>
         </w:tc>
@@ -17539,6 +17625,7 @@
               <w:rPr>
                 <w:sz w:val="18"/>
               </w:rPr>
+              <w:lastRenderedPageBreak/>
               <w:t xml:space="preserve">The previous text stated that </w:t>
             </w:r>
             <w:r>
@@ -17552,7 +17639,14 @@
               <w:rPr>
                 <w:sz w:val="18"/>
               </w:rPr>
-              <w:t xml:space="preserve"> held the LambdaTest access key. It does not. Inaccurate security documentation leads to wrong assumptions in both directions.</w:t>
+              <w:t xml:space="preserve"> held the LambdaTest access key. It does not. Inaccurate security documentation leads to wrong </w:t>
+            </w:r>
+            <w:r>
+              <w:rPr>
+                <w:sz w:val="18"/>
+              </w:rPr>
+              <w:lastRenderedPageBreak/>
+              <w:t>assumptions in both directions.</w:t>
             </w:r>
           </w:p>
         </w:tc>
@@ -17568,7 +17662,6 @@
         <w:pStyle w:val="Ttulo2"/>
       </w:pPr>
       <w:r>
-        <w:lastRenderedPageBreak/>
         <w:t>16.7 Summary comparison</w:t>
       </w:r>
     </w:p>
@@ -18875,7 +18968,7 @@
               <w:rPr>
                 <w:sz w:val="18"/>
               </w:rPr>
-              <w:t>Elián Zás</w:t>
+              <w:t>Module by Ariel Melgratti; improvement by Elián Zás</w:t>
             </w:r>
           </w:p>
         </w:tc>
@@ -19599,26 +19692,98 @@
           <w:sz w:val="18"/>
         </w:rPr>
         <w:t>.\build.bat</w:t>
+      </w:r>
+      <w:r>
+        <w:rPr>
+          <w:rFonts w:ascii="Consolas" w:hAnsi="Consolas"/>
+          <w:sz w:val="18"/>
+        </w:rPr>
         <w:br/>
-        <w:t/>
+      </w:r>
+      <w:r>
+        <w:rPr>
+          <w:rFonts w:ascii="Consolas" w:hAnsi="Consolas"/>
+          <w:sz w:val="18"/>
+        </w:rPr>
         <w:br/>
         <w:t># Recreates venv from scratch, installs requirements, runs PyInstaller</w:t>
+      </w:r>
+      <w:r>
+        <w:rPr>
+          <w:rFonts w:ascii="Consolas" w:hAnsi="Consolas"/>
+          <w:sz w:val="18"/>
+        </w:rPr>
         <w:br/>
         <w:t># with FormAutomation.spec, and assembles:</w:t>
+      </w:r>
+      <w:r>
+        <w:rPr>
+          <w:rFonts w:ascii="Consolas" w:hAnsi="Consolas"/>
+          <w:sz w:val="18"/>
+        </w:rPr>
         <w:br/>
         <w:t>#   dist/OsocioFormAutomation_portable/</w:t>
+      </w:r>
+      <w:r>
+        <w:rPr>
+          <w:rFonts w:ascii="Consolas" w:hAnsi="Consolas"/>
+          <w:sz w:val="18"/>
+        </w:rPr>
         <w:br/>
         <w:t>#     OsocioFormAutomation.exe   (self-contained, everything bundled inside)</w:t>
+      </w:r>
+      <w:r>
+        <w:rPr>
+          <w:rFonts w:ascii="Consolas" w:hAnsi="Consolas"/>
+          <w:sz w:val="18"/>
+        </w:rPr>
         <w:br/>
         <w:t>#     data/                      (only Field_Validation_URLs.xlsx)</w:t>
+      </w:r>
+      <w:r>
+        <w:rPr>
+          <w:rFonts w:ascii="Consolas" w:hAnsi="Consolas"/>
+          <w:sz w:val="18"/>
+        </w:rPr>
         <w:br/>
+      </w:r>
+      <w:r>
+        <w:rPr>
+          <w:rFonts w:ascii="Consolas" w:hAnsi="Consolas"/>
+          <w:sz w:val="18"/>
+        </w:rPr>
+        <w:lastRenderedPageBreak/>
         <w:t>#     drivers/                   (chromedriver, geckodriver, msedgedriver)</w:t>
+      </w:r>
+      <w:r>
+        <w:rPr>
+          <w:rFonts w:ascii="Consolas" w:hAnsi="Consolas"/>
+          <w:sz w:val="18"/>
+        </w:rPr>
         <w:br/>
         <w:t>#     json/                      (rules and mappings, no local state)</w:t>
+      </w:r>
+      <w:r>
+        <w:rPr>
+          <w:rFonts w:ascii="Consolas" w:hAnsi="Consolas"/>
+          <w:sz w:val="18"/>
+        </w:rPr>
         <w:br/>
         <w:t>#     resultados/ temporales/ Dealerscheck_resultados/</w:t>
+      </w:r>
+      <w:r>
+        <w:rPr>
+          <w:rFonts w:ascii="Consolas" w:hAnsi="Consolas"/>
+          <w:sz w:val="18"/>
+        </w:rPr>
         <w:br/>
         <w:t>#     resultados_lambdatestmac/ resultados_lambdatest_android/  (all empty)</w:t>
+      </w:r>
+      <w:r>
+        <w:rPr>
+          <w:rFonts w:ascii="Consolas" w:hAnsi="Consolas"/>
+          <w:sz w:val="18"/>
+        </w:rPr>
         <w:br/>
         <w:t>#   dist/OsocioFormAutomation_portable.zip</w:t>
       </w:r>
@@ -20306,6 +20471,7 @@
         <w:pStyle w:val="Ttulo2"/>
       </w:pPr>
       <w:r>
+        <w:lastRenderedPageBreak/>
         <w:t>20.2 Recommended next steps</w:t>
       </w:r>
     </w:p>
@@ -20350,7 +20516,6 @@
         <w:pStyle w:val="Ttulo1"/>
       </w:pPr>
       <w:r>
-        <w:lastRenderedPageBreak/>
         <w:t>21. Versioning and Change Log</w:t>
       </w:r>
     </w:p>

--- a/Documentation_Osocio_Form_Automation_EN_v2.docx
+++ b/Documentation_Osocio_Form_Automation_EN_v2.docx
@@ -22115,13 +22115,22 @@
         <w:t>Jesús Contreras</w:t>
       </w:r>
       <w:r>
-        <w:t xml:space="preserve"> and </w:t>
+        <w:t xml:space="preserve">, </w:t>
       </w:r>
       <w:r>
         <w:rPr>
           <w:b/>
         </w:rPr>
         <w:t>Ariel Melgratti</w:t>
+      </w:r>
+      <w:r>
+        <w:t xml:space="preserve"> and </w:t>
+      </w:r>
+      <w:r>
+        <w:rPr>
+          <w:b/>
+        </w:rPr>
+        <w:t>Elián Zás</w:t>
       </w:r>
       <w:r>
         <w:t xml:space="preserve">. Its purpose is to define how this application could be moved from its present form — a tool built and </w:t>

--- a/Documentation_Osocio_Form_Automation_EN_v2.docx
+++ b/Documentation_Osocio_Form_Automation_EN_v2.docx
@@ -8144,7 +8144,7 @@
         <w:spacing w:after="60"/>
       </w:pPr>
       <w:r>
-        <w:t>Does not validate field-level behaviour. It proves the form renders and accepts input, nothing more.</w:t>
+        <w:t>Runs markets in parallel when parallel mode is selected. The run is split into three phases: the spreadsheet is read and the result columns prepared on a single thread; each market is then checked concurrently with its own browser, returning results in memory; and the workbook is written and saved once, on a single thread, at the end. openpyxl is not thread-safe and every market writes into the same workbook, so this split is what makes parallel safe — writing live from threads would let the last save overwrite the others. Concurrency is capped at three browsers, since each market opens a full Chrome instance. Measured on three markets of three URLs each, a run went from 2m 51s sequential to 1m 02s parallel, with identical results on all nine rows.</w:t>
       </w:r>
     </w:p>
     <w:p>
@@ -8153,6 +8153,24 @@
         <w:spacing w:after="60"/>
       </w:pPr>
       <w:r>
+        <w:t>Always writes the results spreadsheet, regardless of the screenshots option. Screenshots and their folders are only produced when that option is enabled; the report is not conditional on it. The report contains only the sheets of the markets that were actually run — sheets for unselected markets used to travel along without result columns, which read as if they had been checked and returned nothing.</w:t>
+      </w:r>
+    </w:p>
+    <w:p>
+      <w:pPr>
+        <w:pStyle w:val="Listaconvietas"/>
+        <w:spacing w:after="60"/>
+      </w:pPr>
+      <w:r>
+        <w:t>Does not validate field-level behaviour. It proves the form renders and accepts input, nothing more.</w:t>
+      </w:r>
+    </w:p>
+    <w:p>
+      <w:pPr>
+        <w:pStyle w:val="Listaconvietas"/>
+        <w:spacing w:after="60"/>
+      </w:pPr>
+      <w:r>
         <w:t>Does not correct or modify the master spreadsheet. Differences are reported in the generated report only.</w:t>
       </w:r>
     </w:p>
@@ -8188,7 +8206,7 @@
         <w:spacing w:after="60"/>
       </w:pPr>
       <w:r>
-        <w:t>Choose the options: screenshots, clear comments, failures only. Sequential or parallel is chosen in the configuration card above, and parallel is downgraded to sequential for this module since all markets write into the same workbook.</w:t>
+        <w:t>Choose the options: screenshots, clear comments, failures only. Sequential or parallel is chosen in the configuration card above, and parallel now runs for real: markets are checked concurrently, up to three browsers at a time.</w:t>
       </w:r>
     </w:p>
     <w:p>
@@ -19794,7 +19812,7 @@
           <w:rFonts w:ascii="Consolas" w:hAnsi="Consolas"/>
           <w:sz w:val="19"/>
         </w:rPr>
-        <w:t>build.bat deletes the existing virtual environment before rebuilding. The portable is assembled clean: the output folders are created empty rather than copied, so no results, screenshots or massive-review reports from the build machine travel with it. No data spreadsheet is shipped either - lead spreadsheets are generated from the application itself, the Massive Form Review matrix is chosen by the operator, and dealer listings are real client data; the only exception is data/Field_Validation_URLs.xlsx, which the Field Validation tab expects to find there. The browser drivers do ship, since the portable pins them. json/ excludes the scheduler state files (programacion_test/leads/masivo.json, scheduler_triggered.json), dealer_comparator_settings.json and config_global.json, which holds the operator email and the LambdaTest access key in clear text.</w:t>
+        <w:t>build.bat deletes the existing virtual environment before rebuilding. The portable is assembled clean: the output folders are created empty rather than copied, so no results, screenshots or massive-review reports from the build machine travel with it. No data spreadsheet is shipped either - lead spreadsheets are generated from the application itself, the Massive Form Review matrix is chosen by the operator, and dealer listings are real client data; the only exception is data/Field_Validation_URLs.xlsx, which the Field Validation tab expects to find there. The browser drivers do ship, since the portable pins them. json/ excludes the scheduler state files (programacion_test/leads/masivo.json, scheduler_triggered.json), dealer_comparator_settings.json and config_global.json, which holds the operator email and the LambdaTest access key in clear text. The portable also starts with no schedule armed, for either Envío de Leads Programados or Massive Form Review: the scheduler state files are both excluded by name and deleted by pattern from the assembled json/ folder, so a schedule file with a new name cannot slip through the exclusion list.</w:t>
       </w:r>
     </w:p>
     <w:p>

--- a/Documentation_Osocio_Form_Automation_EN_v2.docx
+++ b/Documentation_Osocio_Form_Automation_EN_v2.docx
@@ -10465,7 +10465,7 @@
         <w:spacing w:after="60"/>
       </w:pPr>
       <w:r>
-        <w:t>Attaches the results spreadsheet and, optionally, the screenshots as an archive.</w:t>
+        <w:t>Attaches the results spreadsheet and the screenshots as an archive, each governed by its own switch in Configuration: Adjuntar resultados and Adjuntar screenshots. Both switches are honoured identically by every tab that sends mail — Lead Submission, the consolidated report, Massive Form Review, Field Validation and Dealer Comparator — and are read from the same config_global.json keys, so a preference set once applies everywhere.</w:t>
       </w:r>
     </w:p>
     <w:p>
@@ -10493,6 +10493,33 @@
       </w:pPr>
       <w:r>
         <w:t>Every report carries an explicit verdict. The subject is prefixed [PASS] or [FAILED] and the body opens with RESULTADO GLOBAL, so a run can be triaged from the inbox list without opening the message. This applies to Lead Submission, the consolidated multi-market report, Massive Form Review and Field Validation.</w:t>
+      </w:r>
+    </w:p>
+    <w:p>
+      <w:pPr>
+        <w:pStyle w:val="Listaconvietas"/>
+        <w:spacing w:after="60"/>
+      </w:pPr>
+      <w:r>
+        <w:t>Turning an attachment off never suppresses the mail itself. Field Validation used to skip the send entirely when Adjuntar resultados was off, leaving the operator with no report at all; it now sends the summary and the per-URL table, and notes where the spreadsheet was left on disk.</w:t>
+      </w:r>
+    </w:p>
+    <w:p>
+      <w:pPr>
+        <w:pStyle w:val="Listaconvietas"/>
+        <w:spacing w:after="60"/>
+      </w:pPr>
+      <w:r>
+        <w:t>Dealer Comparator honours the global attachment switches too. Its own Excel + Capturas mode now only attaches screenshots when Adjuntar screenshots is also enabled — previously the tab mode overrode the global preference and sent them regardless.</w:t>
+      </w:r>
+    </w:p>
+    <w:p>
+      <w:pPr>
+        <w:pStyle w:val="Listaconvietas"/>
+        <w:spacing w:after="60"/>
+      </w:pPr>
+      <w:r>
+        <w:t>Massive Form Review attaches only the screenshots of the markets in the current run. The results folder keeps the screenshot folders of previous runs, so an unfiltered scan attached captures from markets that were not even selected.</w:t>
       </w:r>
     </w:p>
     <w:p>
